--- a/reports/student1/03 Requirements - Student #1.docx
+++ b/reports/student1/03 Requirements - Student #1.docx
@@ -4156,7 +4156,19 @@
             <w:rPr>
               <w:rFonts w:asciiTheme="majorHAnsi" w:hAnsiTheme="majorHAnsi" w:cstheme="majorHAnsi"/>
             </w:rPr>
-            <w:t xml:space="preserve">    </w:t>
+            <w:t xml:space="preserve"> </w:t>
+          </w:r>
+          <w:r>
+            <w:rPr>
+              <w:rFonts w:asciiTheme="majorHAnsi" w:hAnsiTheme="majorHAnsi" w:cstheme="majorHAnsi"/>
+            </w:rPr>
+            <w:t>x</w:t>
+          </w:r>
+          <w:r>
+            <w:rPr>
+              <w:rFonts w:asciiTheme="majorHAnsi" w:hAnsiTheme="majorHAnsi" w:cstheme="majorHAnsi"/>
+            </w:rPr>
+            <w:t xml:space="preserve">  </w:t>
           </w:r>
         </w:sdtContent>
       </w:sdt>
@@ -4453,7 +4465,19 @@
             <w:rPr>
               <w:rFonts w:asciiTheme="majorHAnsi" w:hAnsiTheme="majorHAnsi" w:cstheme="majorHAnsi"/>
             </w:rPr>
-            <w:t xml:space="preserve">    </w:t>
+            <w:t xml:space="preserve"> </w:t>
+          </w:r>
+          <w:r>
+            <w:rPr>
+              <w:rFonts w:asciiTheme="majorHAnsi" w:hAnsiTheme="majorHAnsi" w:cstheme="majorHAnsi"/>
+            </w:rPr>
+            <w:t>x</w:t>
+          </w:r>
+          <w:r>
+            <w:rPr>
+              <w:rFonts w:asciiTheme="majorHAnsi" w:hAnsiTheme="majorHAnsi" w:cstheme="majorHAnsi"/>
+            </w:rPr>
+            <w:t xml:space="preserve">  </w:t>
           </w:r>
         </w:sdtContent>
       </w:sdt>
@@ -6483,10 +6507,12 @@
     <w:rsid w:val="0070462E"/>
     <w:rsid w:val="007F556A"/>
     <w:rsid w:val="00845B2F"/>
+    <w:rsid w:val="008E15D7"/>
     <w:rsid w:val="008F07BE"/>
     <w:rsid w:val="00A14E3F"/>
     <w:rsid w:val="00D16DBC"/>
     <w:rsid w:val="00D403D9"/>
+    <w:rsid w:val="00D6666C"/>
     <w:rsid w:val="00DB5545"/>
     <w:rsid w:val="00FF0A17"/>
   </w:rsids>
